--- a/368004_Contract-Procurement.docx
+++ b/368004_Contract-Procurement.docx
@@ -103,7 +103,14 @@
                 <w:rFonts w:ascii="Browallia New" w:eastAsia="Browallia New" w:hAnsi="Browallia New" w:cs="Browallia New"/>
                 <w:sz w:val="26"/>
               </w:rPr>
-              <w:t>1) กรอกข้อมูลในช่องสีเหลืองเท่านั้น ข้อความสีเทาตัวเอียงเป็นเพียงตัวอย่าง ลบออกแล้วพิมพ์ข้อมูลจริงแทน</w:t>
+              <w:t xml:space="preserve">1) </w:t>
+            </w:r>
+            <w:r>
+              <w:rPr>
+                <w:rFonts w:ascii="Browallia New" w:eastAsia="Browallia New" w:hAnsi="Browallia New" w:cs="Browallia New"/>
+                <w:sz w:val="26"/>
+              </w:rPr>
+              <w:t>กรอกข้อมูลในช่องสีเหลืองเท่านั้น ข้อความสีเทาตัวเอียงเป็นเพียงตัวอย่าง ลบออกแล้วพิมพ์ข้อมูลจริงแทน</w:t>
             </w:r>
           </w:p>
           <w:p>
@@ -115,7 +122,14 @@
                 <w:rFonts w:ascii="Browallia New" w:eastAsia="Browallia New" w:hAnsi="Browallia New" w:cs="Browallia New"/>
                 <w:sz w:val="26"/>
               </w:rPr>
-              <w:t>2) จัดทำร่วมกันระหว่างผู้ดำรงตำแหน่งปัจจุบัน</w:t>
+              <w:t xml:space="preserve">2) </w:t>
+            </w:r>
+            <w:r>
+              <w:rPr>
+                <w:rFonts w:ascii="Browallia New" w:eastAsia="Browallia New" w:hAnsi="Browallia New" w:cs="Browallia New"/>
+                <w:sz w:val="26"/>
+              </w:rPr>
+              <w:t>จัดทำร่วมกันระหว่างผู้ดำรงตำแหน่งปัจจุบัน</w:t>
             </w:r>
             <w:r>
               <w:rPr>
@@ -143,7 +157,14 @@
                 <w:rFonts w:ascii="Browallia New" w:eastAsia="Browallia New" w:hAnsi="Browallia New" w:cs="Browallia New"/>
                 <w:sz w:val="26"/>
               </w:rPr>
-              <w:t>3) ระดับความเชี่ยวชาญ (Proficiency Level) ให้ใช้เกณฑ์ 1-5 ตามตารางในหัวข้อ 4ค</w:t>
+              <w:t xml:space="preserve">3) </w:t>
+            </w:r>
+            <w:r>
+              <w:rPr>
+                <w:rFonts w:ascii="Browallia New" w:eastAsia="Browallia New" w:hAnsi="Browallia New" w:cs="Browallia New"/>
+                <w:sz w:val="26"/>
+              </w:rPr>
+              <w:t>ระดับความเชี่ยวชาญ (Proficiency Level) ให้ใช้เกณฑ์ 1-5 ตามตารางในหัวข้อ 4ค</w:t>
             </w:r>
           </w:p>
           <w:p>
@@ -155,7 +176,14 @@
                 <w:rFonts w:ascii="Browallia New" w:eastAsia="Browallia New" w:hAnsi="Browallia New" w:cs="Browallia New"/>
                 <w:sz w:val="26"/>
               </w:rPr>
-              <w:t>4) เมื่อกรอกครบถ้วนแล้ว ให้ลงนามรับรองตามลำดับในหน้าถัดไป ก่อนนำส่ง HR Business Partner ของสายงาน</w:t>
+              <w:t xml:space="preserve">4) </w:t>
+            </w:r>
+            <w:r>
+              <w:rPr>
+                <w:rFonts w:ascii="Browallia New" w:eastAsia="Browallia New" w:hAnsi="Browallia New" w:cs="Browallia New"/>
+                <w:sz w:val="26"/>
+              </w:rPr>
+              <w:t>เมื่อกรอกครบถ้วนแล้ว ให้ลงนามรับรองตามลำดับในหน้าถัดไป ก่อนนำส่ง HR Business Partner ของสายงาน</w:t>
             </w:r>
           </w:p>
           <w:p>
@@ -167,7 +195,14 @@
                 <w:rFonts w:ascii="Browallia New" w:eastAsia="Browallia New" w:hAnsi="Browallia New" w:cs="Browallia New"/>
                 <w:sz w:val="26"/>
               </w:rPr>
-              <w:t>5) เอกสารฉบับนี้จัดเป็นข้อมูลลับ (Confidential) ใช้ภายในองค์กรเพื่อการบริหารแผนสืบทอดตำแหน่งเท่านั้น ห้ามเผยแพร่หรือส่งต่อโดยไม่ได้รับอนุญาต</w:t>
+              <w:t xml:space="preserve">5) </w:t>
+            </w:r>
+            <w:r>
+              <w:rPr>
+                <w:rFonts w:ascii="Browallia New" w:eastAsia="Browallia New" w:hAnsi="Browallia New" w:cs="Browallia New"/>
+                <w:sz w:val="26"/>
+              </w:rPr>
+              <w:t>เอกสารฉบับนี้จัดเป็นข้อมูลลับ (Confidential) ใช้ภายในองค์กรเพื่อการบริหารแผนสืบทอดตำแหน่งเท่านั้น ห้ามเผยแพร่หรือส่งต่อโดยไม่ได้รับอนุญาต</w:t>
             </w:r>
           </w:p>
         </w:tc>
@@ -458,27 +493,7 @@
                 <w:color w:val="808080"/>
                 <w:lang w:val="en-US" w:bidi="th-TH"/>
               </w:rPr>
-              <w:t>HR</w:t>
-            </w:r>
-            <w:r>
-              <w:rPr>
-                <w:rFonts w:ascii="Browallia New" w:eastAsia="Browallia New" w:hAnsi="Browallia New" w:cs="Browallia New" w:hint="cs"/>
-                <w:i/>
-                <w:color w:val="808080"/>
-                <w:cs/>
-                <w:lang w:val="en-US" w:bidi="th-TH"/>
-              </w:rPr>
-              <w:t xml:space="preserve"> จะเติมข้อมูลส่วนนี้ใ</w:t>
-            </w:r>
-            <w:r>
-              <w:rPr>
-                <w:rFonts w:ascii="Browallia New" w:eastAsia="Browallia New" w:hAnsi="Browallia New" w:cs="Browallia New" w:hint="cs"/>
-                <w:i/>
-                <w:color w:val="808080"/>
-                <w:cs/>
-                <w:lang w:val="en-US" w:bidi="th-TH"/>
-              </w:rPr>
-              <w:t>ห้</w:t>
+              <w:t>Senior Officer</w:t>
             </w:r>
           </w:p>
         </w:tc>
@@ -509,21 +524,12 @@
             <w:r>
               <w:rPr>
                 <w:rFonts w:ascii="Browallia New" w:eastAsia="Browallia New" w:hAnsi="Browallia New" w:cs="Browallia New"/>
-                <w:i/>
-                <w:color w:val="808080"/>
-                <w:lang w:val="en-US" w:bidi="th-TH"/>
-              </w:rPr>
-              <w:t>HR</w:t>
-            </w:r>
-            <w:r>
-              <w:rPr>
-                <w:rFonts w:ascii="Browallia New" w:eastAsia="Browallia New" w:hAnsi="Browallia New" w:cs="Browallia New" w:hint="cs"/>
-                <w:i/>
-                <w:color w:val="808080"/>
-                <w:cs/>
-                <w:lang w:val="en-US" w:bidi="th-TH"/>
-              </w:rPr>
-              <w:t xml:space="preserve"> จะเติมข้อมูลส่วนนี้ให้</w:t>
+                <w:iCs/>
+                <w:sz w:val="28"/>
+                <w:szCs w:val="28"/>
+                <w:lang w:val="en-US" w:bidi="th-TH"/>
+              </w:rPr>
+              <w:t>Finance &amp; Accounting, Information Technology and Procurement</w:t>
             </w:r>
           </w:p>
         </w:tc>
@@ -554,21 +560,12 @@
             <w:r>
               <w:rPr>
                 <w:rFonts w:ascii="Browallia New" w:eastAsia="Browallia New" w:hAnsi="Browallia New" w:cs="Browallia New"/>
-                <w:i/>
-                <w:color w:val="808080"/>
-                <w:lang w:val="en-US" w:bidi="th-TH"/>
-              </w:rPr>
-              <w:t>HR</w:t>
-            </w:r>
-            <w:r>
-              <w:rPr>
-                <w:rFonts w:ascii="Browallia New" w:eastAsia="Browallia New" w:hAnsi="Browallia New" w:cs="Browallia New" w:hint="cs"/>
-                <w:i/>
-                <w:color w:val="808080"/>
-                <w:cs/>
-                <w:lang w:val="en-US" w:bidi="th-TH"/>
-              </w:rPr>
-              <w:t xml:space="preserve"> จะเติมข้อมูลส่วนนี้ให้</w:t>
+                <w:iCs/>
+                <w:sz w:val="28"/>
+                <w:szCs w:val="28"/>
+                <w:lang w:val="en-US" w:bidi="th-TH"/>
+              </w:rPr>
+              <w:t>-</w:t>
             </w:r>
           </w:p>
         </w:tc>
@@ -599,21 +596,12 @@
             <w:r>
               <w:rPr>
                 <w:rFonts w:ascii="Browallia New" w:eastAsia="Browallia New" w:hAnsi="Browallia New" w:cs="Browallia New"/>
-                <w:i/>
-                <w:color w:val="808080"/>
-                <w:lang w:val="en-US" w:bidi="th-TH"/>
-              </w:rPr>
-              <w:t>HR</w:t>
-            </w:r>
-            <w:r>
-              <w:rPr>
-                <w:rFonts w:ascii="Browallia New" w:eastAsia="Browallia New" w:hAnsi="Browallia New" w:cs="Browallia New" w:hint="cs"/>
-                <w:i/>
-                <w:color w:val="808080"/>
-                <w:cs/>
-                <w:lang w:val="en-US" w:bidi="th-TH"/>
-              </w:rPr>
-              <w:t xml:space="preserve"> จะเติมข้อมูลส่วนนี้ให้</w:t>
+                <w:iCs/>
+                <w:sz w:val="28"/>
+                <w:szCs w:val="28"/>
+                <w:lang w:bidi="th-TH"/>
+              </w:rPr>
+              <w:t>Finance &amp; Account</w:t>
             </w:r>
           </w:p>
         </w:tc>
@@ -641,24 +629,37 @@
             <w:tcW w:w="5331" w:type="dxa"/>
           </w:tcPr>
           <w:p>
-            <w:r>
-              <w:rPr>
-                <w:rFonts w:ascii="Browallia New" w:eastAsia="Browallia New" w:hAnsi="Browallia New" w:cs="Browallia New"/>
-                <w:i/>
-                <w:color w:val="808080"/>
-                <w:lang w:val="en-US" w:bidi="th-TH"/>
-              </w:rPr>
-              <w:t>HR</w:t>
-            </w:r>
-            <w:r>
-              <w:rPr>
-                <w:rFonts w:ascii="Browallia New" w:eastAsia="Browallia New" w:hAnsi="Browallia New" w:cs="Browallia New" w:hint="cs"/>
-                <w:i/>
-                <w:color w:val="808080"/>
+            <w:pPr>
+              <w:rPr>
+                <w:sz w:val="28"/>
+                <w:szCs w:val="28"/>
+              </w:rPr>
+            </w:pPr>
+            <w:r>
+              <w:rPr>
+                <w:rFonts w:ascii="Angsana New" w:hAnsi="Angsana New" w:cs="Angsana New" w:hint="cs"/>
+                <w:sz w:val="28"/>
+                <w:szCs w:val="28"/>
                 <w:cs/>
-                <w:lang w:val="en-US" w:bidi="th-TH"/>
-              </w:rPr>
-              <w:t xml:space="preserve"> จะเติมข้อมูลส่วนนี้ให้</w:t>
+              </w:rPr>
+              <w:t>อรุณี</w:t>
+            </w:r>
+            <w:r>
+              <w:rPr>
+                <w:sz w:val="28"/>
+                <w:szCs w:val="28"/>
+                <w:cs/>
+              </w:rPr>
+              <w:t xml:space="preserve"> </w:t>
+            </w:r>
+            <w:r>
+              <w:rPr>
+                <w:rFonts w:ascii="Angsana New" w:hAnsi="Angsana New" w:cs="Angsana New" w:hint="cs"/>
+                <w:sz w:val="28"/>
+                <w:szCs w:val="28"/>
+                <w:cs/>
+              </w:rPr>
+              <w:t>อุปนันท์</w:t>
             </w:r>
           </w:p>
         </w:tc>
@@ -689,21 +690,13 @@
             <w:r>
               <w:rPr>
                 <w:rFonts w:ascii="Browallia New" w:eastAsia="Browallia New" w:hAnsi="Browallia New" w:cs="Browallia New"/>
-                <w:i/>
-                <w:color w:val="808080"/>
-                <w:lang w:val="en-US" w:bidi="th-TH"/>
-              </w:rPr>
-              <w:t>HR</w:t>
-            </w:r>
-            <w:r>
-              <w:rPr>
-                <w:rFonts w:ascii="Browallia New" w:eastAsia="Browallia New" w:hAnsi="Browallia New" w:cs="Browallia New" w:hint="cs"/>
-                <w:i/>
-                <w:color w:val="808080"/>
+                <w:iCs/>
+                <w:sz w:val="28"/>
+                <w:szCs w:val="28"/>
                 <w:cs/>
-                <w:lang w:val="en-US" w:bidi="th-TH"/>
-              </w:rPr>
-              <w:t xml:space="preserve"> จะเติมข้อมูลส่วนนี้ให้</w:t>
+                <w:lang w:val="en-US"/>
+              </w:rPr>
+              <w:t>เสถียร ศรีใสคำ</w:t>
             </w:r>
           </w:p>
         </w:tc>
@@ -817,7 +810,16 @@
                 <w:color w:val="C8102E"/>
                 <w:sz w:val="26"/>
               </w:rPr>
-              <w:t>(จัดทำ)</w:t>
+              <w:t>(</w:t>
+            </w:r>
+            <w:r>
+              <w:rPr>
+                <w:rFonts w:ascii="Browallia New" w:eastAsia="Browallia New" w:hAnsi="Browallia New" w:cs="Browallia New"/>
+                <w:i/>
+                <w:color w:val="C8102E"/>
+                <w:sz w:val="26"/>
+              </w:rPr>
+              <w:t>จัดทำ)</w:t>
             </w:r>
           </w:p>
           <w:p>
@@ -877,7 +879,16 @@
                 <w:color w:val="C8102E"/>
                 <w:sz w:val="26"/>
               </w:rPr>
-              <w:t>(ตรวจสอบความถูกต้อง)</w:t>
+              <w:t>(</w:t>
+            </w:r>
+            <w:r>
+              <w:rPr>
+                <w:rFonts w:ascii="Browallia New" w:eastAsia="Browallia New" w:hAnsi="Browallia New" w:cs="Browallia New"/>
+                <w:i/>
+                <w:color w:val="C8102E"/>
+                <w:sz w:val="26"/>
+              </w:rPr>
+              <w:t>ตรวจสอบความถูกต้อง)</w:t>
             </w:r>
           </w:p>
           <w:p>
@@ -925,7 +936,16 @@
                 <w:color w:val="C8102E"/>
                 <w:sz w:val="26"/>
               </w:rPr>
-              <w:t>(รับรอง)</w:t>
+              <w:t>(</w:t>
+            </w:r>
+            <w:r>
+              <w:rPr>
+                <w:rFonts w:ascii="Browallia New" w:eastAsia="Browallia New" w:hAnsi="Browallia New" w:cs="Browallia New"/>
+                <w:i/>
+                <w:color w:val="C8102E"/>
+                <w:sz w:val="26"/>
+              </w:rPr>
+              <w:t>รับรอง)</w:t>
             </w:r>
           </w:p>
           <w:p>
@@ -977,7 +997,16 @@
                 <w:color w:val="C8102E"/>
                 <w:sz w:val="26"/>
               </w:rPr>
-              <w:t>(อนุมัติ)</w:t>
+              <w:t>(</w:t>
+            </w:r>
+            <w:r>
+              <w:rPr>
+                <w:rFonts w:ascii="Browallia New" w:eastAsia="Browallia New" w:hAnsi="Browallia New" w:cs="Browallia New"/>
+                <w:i/>
+                <w:color w:val="C8102E"/>
+                <w:sz w:val="26"/>
+              </w:rPr>
+              <w:t>อนุมัติ)</w:t>
             </w:r>
           </w:p>
           <w:p>
@@ -1013,6 +1042,7 @@
                 <w:rFonts w:ascii="Browallia New" w:eastAsia="Browallia New" w:hAnsi="Browallia New" w:cs="Browallia New"/>
                 <w:sz w:val="26"/>
               </w:rPr>
+              <w:lastRenderedPageBreak/>
               <w:t>วันที่: ______________________</w:t>
             </w:r>
           </w:p>
@@ -1027,6 +1057,7 @@
                 <w:rFonts w:ascii="Browallia New" w:eastAsia="Browallia New" w:hAnsi="Browallia New" w:cs="Browallia New"/>
                 <w:sz w:val="26"/>
               </w:rPr>
+              <w:lastRenderedPageBreak/>
               <w:t>ลงชื่อ: ______________________</w:t>
             </w:r>
           </w:p>
@@ -1036,6 +1067,7 @@
                 <w:rFonts w:ascii="Browallia New" w:eastAsia="Browallia New" w:hAnsi="Browallia New" w:cs="Browallia New"/>
                 <w:sz w:val="26"/>
               </w:rPr>
+              <w:lastRenderedPageBreak/>
               <w:t>วันที่: ______________________</w:t>
             </w:r>
           </w:p>
@@ -1050,6 +1082,7 @@
                 <w:rFonts w:ascii="Browallia New" w:eastAsia="Browallia New" w:hAnsi="Browallia New" w:cs="Browallia New"/>
                 <w:sz w:val="26"/>
               </w:rPr>
+              <w:lastRenderedPageBreak/>
               <w:t>ลงชื่อ: ______________________</w:t>
             </w:r>
           </w:p>
@@ -1059,6 +1092,7 @@
                 <w:rFonts w:ascii="Browallia New" w:eastAsia="Browallia New" w:hAnsi="Browallia New" w:cs="Browallia New"/>
                 <w:sz w:val="26"/>
               </w:rPr>
+              <w:lastRenderedPageBreak/>
               <w:t>วันที่: ______________________</w:t>
             </w:r>
           </w:p>
@@ -1073,6 +1107,7 @@
                 <w:rFonts w:ascii="Browallia New" w:eastAsia="Browallia New" w:hAnsi="Browallia New" w:cs="Browallia New"/>
                 <w:sz w:val="26"/>
               </w:rPr>
+              <w:lastRenderedPageBreak/>
               <w:t>ลงชื่อ: ______________________</w:t>
             </w:r>
           </w:p>
@@ -1082,6 +1117,7 @@
                 <w:rFonts w:ascii="Browallia New" w:eastAsia="Browallia New" w:hAnsi="Browallia New" w:cs="Browallia New"/>
                 <w:sz w:val="26"/>
               </w:rPr>
+              <w:lastRenderedPageBreak/>
               <w:t>วันที่: ______________________</w:t>
             </w:r>
           </w:p>
@@ -1131,7 +1167,15 @@
                 <w:b/>
                 <w:sz w:val="28"/>
               </w:rPr>
-              <w:t>1ก. ความสัมพันธ์</w:t>
+              <w:t>1</w:t>
+            </w:r>
+            <w:r>
+              <w:rPr>
+                <w:rFonts w:ascii="Browallia New" w:eastAsia="Browallia New" w:hAnsi="Browallia New" w:cs="Browallia New"/>
+                <w:b/>
+                <w:sz w:val="28"/>
+              </w:rPr>
+              <w:t>ก. ความสัมพันธ์</w:t>
             </w:r>
             <w:r>
               <w:rPr>
@@ -1951,7 +1995,15 @@
                 <w:b/>
                 <w:sz w:val="28"/>
               </w:rPr>
-              <w:t>1ข. ความสัมพันธ์</w:t>
+              <w:t>1</w:t>
+            </w:r>
+            <w:r>
+              <w:rPr>
+                <w:rFonts w:ascii="Browallia New" w:eastAsia="Browallia New" w:hAnsi="Browallia New" w:cs="Browallia New"/>
+                <w:b/>
+                <w:sz w:val="28"/>
+              </w:rPr>
+              <w:t>ข. ความสัมพันธ์</w:t>
             </w:r>
             <w:r>
               <w:rPr>
@@ -2312,7 +2364,15 @@
                 <w:b/>
                 <w:sz w:val="28"/>
               </w:rPr>
-              <w:t>2ก. วัตถุประสงค์ของตำแหน่งงาน</w:t>
+              <w:t>2</w:t>
+            </w:r>
+            <w:r>
+              <w:rPr>
+                <w:rFonts w:ascii="Browallia New" w:eastAsia="Browallia New" w:hAnsi="Browallia New" w:cs="Browallia New"/>
+                <w:b/>
+                <w:sz w:val="28"/>
+              </w:rPr>
+              <w:t>ก. วัตถุประสงค์ของตำแหน่งงาน</w:t>
             </w:r>
           </w:p>
           <w:p>
@@ -2486,7 +2546,15 @@
                 <w:b/>
                 <w:sz w:val="28"/>
               </w:rPr>
-              <w:t>2ข. ตัวชี้วัดความสำเร็จหลักของตำแหน่ง (Key Success Indicators)</w:t>
+              <w:t>2</w:t>
+            </w:r>
+            <w:r>
+              <w:rPr>
+                <w:rFonts w:ascii="Browallia New" w:eastAsia="Browallia New" w:hAnsi="Browallia New" w:cs="Browallia New"/>
+                <w:b/>
+                <w:sz w:val="28"/>
+              </w:rPr>
+              <w:t>ข. ตัวชี้วัดความสำเร็จหลักของตำแหน่ง (Key Success Indicators)</w:t>
             </w:r>
           </w:p>
           <w:p>
@@ -2547,6 +2615,7 @@
                 <w:b/>
                 <w:sz w:val="28"/>
               </w:rPr>
+              <w:lastRenderedPageBreak/>
               <w:t>มิติ</w:t>
             </w:r>
           </w:p>
@@ -2713,7 +2782,15 @@
                 <w:b/>
                 <w:sz w:val="28"/>
               </w:rPr>
-              <w:t>3ก. ขอบเขตงาน</w:t>
+              <w:t>3</w:t>
+            </w:r>
+            <w:r>
+              <w:rPr>
+                <w:rFonts w:ascii="Browallia New" w:eastAsia="Browallia New" w:hAnsi="Browallia New" w:cs="Browallia New"/>
+                <w:b/>
+                <w:sz w:val="28"/>
+              </w:rPr>
+              <w:t>ก. ขอบเขตงาน</w:t>
             </w:r>
           </w:p>
           <w:p>
@@ -2807,7 +2884,15 @@
                 <w:b/>
                 <w:sz w:val="28"/>
               </w:rPr>
-              <w:t xml:space="preserve"> ปีข้างหน้า</w:t>
+              <w:t xml:space="preserve"> </w:t>
+            </w:r>
+            <w:r>
+              <w:rPr>
+                <w:rFonts w:ascii="Browallia New" w:eastAsia="Browallia New" w:hAnsi="Browallia New" w:cs="Browallia New"/>
+                <w:b/>
+                <w:sz w:val="28"/>
+              </w:rPr>
+              <w:t>ปีข้างหน้า</w:t>
             </w:r>
           </w:p>
         </w:tc>
@@ -2930,7 +3015,7 @@
           <w:p>
             <w:pPr>
               <w:rPr>
-                <w:rFonts w:cstheme="minorBidi" w:hint="cs"/>
+                <w:rFonts w:cstheme="minorBidi"/>
                 <w:sz w:val="20"/>
                 <w:szCs w:val="20"/>
                 <w:cs/>
@@ -3386,7 +3471,15 @@
                 <w:b/>
                 <w:sz w:val="28"/>
               </w:rPr>
-              <w:t>3ข. ความท้าทายของงาน</w:t>
+              <w:t>3</w:t>
+            </w:r>
+            <w:r>
+              <w:rPr>
+                <w:rFonts w:ascii="Browallia New" w:eastAsia="Browallia New" w:hAnsi="Browallia New" w:cs="Browallia New"/>
+                <w:b/>
+                <w:sz w:val="28"/>
+              </w:rPr>
+              <w:t>ข. ความท้าทายของงาน</w:t>
             </w:r>
           </w:p>
           <w:p>
@@ -3456,7 +3549,15 @@
                 <w:b/>
                 <w:sz w:val="28"/>
               </w:rPr>
-              <w:t xml:space="preserve"> ปีข้างหน้า</w:t>
+              <w:t xml:space="preserve"> </w:t>
+            </w:r>
+            <w:r>
+              <w:rPr>
+                <w:rFonts w:ascii="Browallia New" w:eastAsia="Browallia New" w:hAnsi="Browallia New" w:cs="Browallia New"/>
+                <w:b/>
+                <w:sz w:val="28"/>
+              </w:rPr>
+              <w:t>ปีข้างหน้า</w:t>
             </w:r>
           </w:p>
         </w:tc>
@@ -3540,7 +3641,7 @@
           <w:p>
             <w:pPr>
               <w:rPr>
-                <w:rFonts w:cstheme="minorBidi" w:hint="cs"/>
+                <w:rFonts w:cstheme="minorBidi"/>
                 <w:sz w:val="22"/>
                 <w:szCs w:val="28"/>
                 <w:lang w:val="en-US" w:bidi="th-TH"/>
@@ -3768,7 +3869,15 @@
           <w:b/>
           <w:sz w:val="32"/>
         </w:rPr>
-        <w:t>4. ความรู้ ทักษะ และคุณสมบัติที่จำเป็น</w:t>
+        <w:t xml:space="preserve">4. </w:t>
+      </w:r>
+      <w:r>
+        <w:rPr>
+          <w:rFonts w:ascii="Browallia New" w:eastAsia="Browallia New" w:hAnsi="Browallia New" w:cs="Browallia New"/>
+          <w:b/>
+          <w:sz w:val="32"/>
+        </w:rPr>
+        <w:t>ความรู้ ทักษะ และคุณสมบัติที่จำเป็น</w:t>
       </w:r>
     </w:p>
     <w:p>
@@ -3812,7 +3921,15 @@
                 <w:b/>
                 <w:sz w:val="28"/>
               </w:rPr>
-              <w:t>4ก. การศึกษา / คุณสมบัติทางวิชาชีพ</w:t>
+              <w:t>4</w:t>
+            </w:r>
+            <w:r>
+              <w:rPr>
+                <w:rFonts w:ascii="Browallia New" w:eastAsia="Browallia New" w:hAnsi="Browallia New" w:cs="Browallia New"/>
+                <w:b/>
+                <w:sz w:val="28"/>
+              </w:rPr>
+              <w:t>ก. การศึกษา / คุณสมบัติทางวิชาชีพ</w:t>
             </w:r>
           </w:p>
           <w:p>
@@ -4046,6 +4163,7 @@
                 <w:rFonts w:ascii="Browallia New" w:eastAsia="Browallia New" w:hAnsi="Browallia New" w:cs="Browallia New"/>
                 <w:sz w:val="28"/>
               </w:rPr>
+              <w:lastRenderedPageBreak/>
               <w:t>หลักสูตรฝึกอบรมสำคัญ</w:t>
             </w:r>
           </w:p>
@@ -4154,7 +4272,7 @@
           <w:p>
             <w:pPr>
               <w:rPr>
-                <w:rFonts w:cstheme="minorBidi" w:hint="cs"/>
+                <w:rFonts w:cstheme="minorBidi"/>
                 <w:sz w:val="20"/>
                 <w:szCs w:val="25"/>
                 <w:cs/>
@@ -4188,7 +4306,6 @@
                 <w:rFonts w:ascii="Browallia New" w:eastAsia="Browallia New" w:hAnsi="Browallia New" w:cs="Browallia New"/>
                 <w:sz w:val="28"/>
               </w:rPr>
-              <w:lastRenderedPageBreak/>
               <w:t>เพิ่มเติม</w:t>
             </w:r>
           </w:p>
@@ -4287,7 +4404,15 @@
                 <w:b/>
                 <w:sz w:val="28"/>
               </w:rPr>
-              <w:t>4ข. ประสบการณ์ทำงานที่จำเป็น</w:t>
+              <w:t>4</w:t>
+            </w:r>
+            <w:r>
+              <w:rPr>
+                <w:rFonts w:ascii="Browallia New" w:eastAsia="Browallia New" w:hAnsi="Browallia New" w:cs="Browallia New"/>
+                <w:b/>
+                <w:sz w:val="28"/>
+              </w:rPr>
+              <w:t>ข. ประสบการณ์ทำงานที่จำเป็น</w:t>
             </w:r>
           </w:p>
           <w:p>
@@ -4644,7 +4769,7 @@
           <w:p>
             <w:pPr>
               <w:rPr>
-                <w:rFonts w:cs="Angsana New" w:hint="cs"/>
+                <w:rFonts w:cs="Angsana New"/>
                 <w:cs/>
                 <w:lang w:val="en-US" w:bidi="th-TH"/>
               </w:rPr>
@@ -5301,7 +5426,15 @@
                 <w:b/>
                 <w:sz w:val="28"/>
               </w:rPr>
-              <w:t>4ค. สมรรถนะ</w:t>
+              <w:t>4</w:t>
+            </w:r>
+            <w:r>
+              <w:rPr>
+                <w:rFonts w:ascii="Browallia New" w:eastAsia="Browallia New" w:hAnsi="Browallia New" w:cs="Browallia New"/>
+                <w:b/>
+                <w:sz w:val="28"/>
+              </w:rPr>
+              <w:t>ค. สมรรถนะ</w:t>
             </w:r>
           </w:p>
           <w:p>
@@ -5327,7 +5460,15 @@
           <w:b/>
           <w:sz w:val="26"/>
         </w:rPr>
-        <w:t>4ค</w:t>
+        <w:t>4</w:t>
+      </w:r>
+      <w:r>
+        <w:rPr>
+          <w:rFonts w:ascii="Browallia New" w:eastAsia="Browallia New" w:hAnsi="Browallia New" w:cs="Browallia New"/>
+          <w:b/>
+          <w:sz w:val="26"/>
+        </w:rPr>
+        <w:t>ค</w:t>
       </w:r>
       <w:r>
         <w:rPr>
@@ -5345,7 +5486,15 @@
           <w:b/>
           <w:sz w:val="26"/>
         </w:rPr>
-        <w:t>(i) สมรรถนะด้านการเป็นผู้นำ (Leadership Competencies)</w:t>
+        <w:t xml:space="preserve">(i) </w:t>
+      </w:r>
+      <w:r>
+        <w:rPr>
+          <w:rFonts w:ascii="Browallia New" w:eastAsia="Browallia New" w:hAnsi="Browallia New" w:cs="Browallia New"/>
+          <w:b/>
+          <w:sz w:val="26"/>
+        </w:rPr>
+        <w:t>สมรรถนะด้านการเป็นผู้นำ (Leadership Competencies)</w:t>
       </w:r>
     </w:p>
     <w:tbl>
@@ -5602,6 +5751,7 @@
                   <w14:uncheckedState w14:val="2610" w14:font="MS Gothic"/>
                 </w14:checkbox>
               </w:sdtPr>
+              <w:sdtEndPr/>
               <w:sdtContent>
                 <w:r>
                   <w:rPr>
@@ -5627,11 +5777,42 @@
               <w:sdtPr>
                 <w:id w:val="100002"/>
                 <w14:checkbox>
+                  <w14:checked w14:val="1"/>
+                  <w14:checkedState w14:val="2612" w14:font="MS Gothic"/>
+                  <w14:uncheckedState w14:val="2610" w14:font="MS Gothic"/>
+                </w14:checkbox>
+              </w:sdtPr>
+              <w:sdtEndPr/>
+              <w:sdtContent>
+                <w:r>
+                  <w:rPr>
+                    <w:rFonts w:ascii="MS Gothic" w:eastAsia="MS Gothic" w:hAnsi="MS Gothic" w:hint="eastAsia"/>
+                  </w:rPr>
+                  <w:t>☒</w:t>
+                </w:r>
+              </w:sdtContent>
+            </w:sdt>
+          </w:p>
+        </w:tc>
+        <w:tc>
+          <w:tcPr>
+            <w:tcW w:w="1011" w:type="dxa"/>
+            <w:shd w:val="clear" w:color="auto" w:fill="FFF2CC"/>
+          </w:tcPr>
+          <w:p>
+            <w:pPr>
+              <w:jc w:val="center"/>
+            </w:pPr>
+            <w:sdt>
+              <w:sdtPr>
+                <w:id w:val="100003"/>
+                <w14:checkbox>
                   <w14:checked w14:val="0"/>
                   <w14:checkedState w14:val="2612" w14:font="MS Gothic"/>
                   <w14:uncheckedState w14:val="2610" w14:font="MS Gothic"/>
                 </w14:checkbox>
               </w:sdtPr>
+              <w:sdtEndPr/>
               <w:sdtContent>
                 <w:r>
                   <w:rPr>
@@ -5655,13 +5836,44 @@
             </w:pPr>
             <w:sdt>
               <w:sdtPr>
-                <w:id w:val="100003"/>
+                <w:id w:val="100004"/>
                 <w14:checkbox>
                   <w14:checked w14:val="0"/>
                   <w14:checkedState w14:val="2612" w14:font="MS Gothic"/>
                   <w14:uncheckedState w14:val="2610" w14:font="MS Gothic"/>
                 </w14:checkbox>
               </w:sdtPr>
+              <w:sdtEndPr/>
+              <w:sdtContent>
+                <w:r>
+                  <w:rPr>
+                    <w:rFonts w:ascii="MS Gothic" w:eastAsia="MS Gothic" w:hAnsi="MS Gothic" w:hint="eastAsia"/>
+                  </w:rPr>
+                  <w:t>☐</w:t>
+                </w:r>
+              </w:sdtContent>
+            </w:sdt>
+          </w:p>
+        </w:tc>
+        <w:tc>
+          <w:tcPr>
+            <w:tcW w:w="1011" w:type="dxa"/>
+            <w:shd w:val="clear" w:color="auto" w:fill="FFF2CC"/>
+          </w:tcPr>
+          <w:p>
+            <w:pPr>
+              <w:jc w:val="center"/>
+            </w:pPr>
+            <w:sdt>
+              <w:sdtPr>
+                <w:id w:val="100005"/>
+                <w14:checkbox>
+                  <w14:checked w14:val="0"/>
+                  <w14:checkedState w14:val="2612" w14:font="MS Gothic"/>
+                  <w14:uncheckedState w14:val="2610" w14:font="MS Gothic"/>
+                </w14:checkbox>
+              </w:sdtPr>
+              <w:sdtEndPr/>
               <w:sdtContent>
                 <w:r>
                   <w:rPr>
@@ -5674,6 +5886,49 @@
             </w:sdt>
           </w:p>
         </w:tc>
+      </w:tr>
+      <w:tr>
+        <w:trPr>
+          <w:jc w:val="center"/>
+        </w:trPr>
+        <w:tc>
+          <w:tcPr>
+            <w:tcW w:w="4136" w:type="dxa"/>
+          </w:tcPr>
+          <w:p>
+            <w:pPr>
+              <w:rPr>
+                <w:rFonts w:ascii="Browallia New" w:eastAsia="Browallia New" w:hAnsi="Browallia New" w:cs="Browallia New"/>
+                <w:szCs w:val="22"/>
+                <w:lang w:bidi="th-TH"/>
+              </w:rPr>
+            </w:pPr>
+            <w:r>
+              <w:rPr>
+                <w:rFonts w:ascii="Browallia New" w:eastAsia="Browallia New" w:hAnsi="Browallia New" w:cs="Browallia New"/>
+                <w:szCs w:val="22"/>
+              </w:rPr>
+              <w:t xml:space="preserve">การทำงานร่วมกัน </w:t>
+            </w:r>
+          </w:p>
+          <w:p>
+            <w:pPr>
+              <w:rPr>
+                <w:rFonts w:ascii="Browallia New" w:eastAsia="Browallia New" w:hAnsi="Browallia New" w:cs="Browallia New"/>
+                <w:szCs w:val="22"/>
+                <w:lang w:bidi="th-TH"/>
+              </w:rPr>
+            </w:pPr>
+            <w:r>
+              <w:rPr>
+                <w:rFonts w:ascii="Browallia New" w:eastAsia="Browallia New" w:hAnsi="Browallia New" w:cs="Browallia New"/>
+                <w:szCs w:val="22"/>
+              </w:rPr>
+              <w:lastRenderedPageBreak/>
+              <w:t>Collaboration</w:t>
+            </w:r>
+          </w:p>
+        </w:tc>
         <w:tc>
           <w:tcPr>
             <w:tcW w:w="1011" w:type="dxa"/>
@@ -5685,13 +5940,14 @@
             </w:pPr>
             <w:sdt>
               <w:sdtPr>
-                <w:id w:val="100004"/>
+                <w:id w:val="100006"/>
                 <w14:checkbox>
                   <w14:checked w14:val="0"/>
                   <w14:checkedState w14:val="2612" w14:font="MS Gothic"/>
                   <w14:uncheckedState w14:val="2610" w14:font="MS Gothic"/>
                 </w14:checkbox>
               </w:sdtPr>
+              <w:sdtEndPr/>
               <w:sdtContent>
                 <w:r>
                   <w:rPr>
@@ -5715,13 +5971,44 @@
             </w:pPr>
             <w:sdt>
               <w:sdtPr>
-                <w:id w:val="100005"/>
+                <w:id w:val="100007"/>
+                <w14:checkbox>
+                  <w14:checked w14:val="1"/>
+                  <w14:checkedState w14:val="2612" w14:font="MS Gothic"/>
+                  <w14:uncheckedState w14:val="2610" w14:font="MS Gothic"/>
+                </w14:checkbox>
+              </w:sdtPr>
+              <w:sdtEndPr/>
+              <w:sdtContent>
+                <w:r>
+                  <w:rPr>
+                    <w:rFonts w:ascii="MS Gothic" w:eastAsia="MS Gothic" w:hAnsi="MS Gothic" w:hint="eastAsia"/>
+                  </w:rPr>
+                  <w:t>☒</w:t>
+                </w:r>
+              </w:sdtContent>
+            </w:sdt>
+          </w:p>
+        </w:tc>
+        <w:tc>
+          <w:tcPr>
+            <w:tcW w:w="1011" w:type="dxa"/>
+            <w:shd w:val="clear" w:color="auto" w:fill="FFF2CC"/>
+          </w:tcPr>
+          <w:p>
+            <w:pPr>
+              <w:jc w:val="center"/>
+            </w:pPr>
+            <w:sdt>
+              <w:sdtPr>
+                <w:id w:val="100008"/>
                 <w14:checkbox>
                   <w14:checked w14:val="0"/>
                   <w14:checkedState w14:val="2612" w14:font="MS Gothic"/>
                   <w14:uncheckedState w14:val="2610" w14:font="MS Gothic"/>
                 </w14:checkbox>
               </w:sdtPr>
+              <w:sdtEndPr/>
               <w:sdtContent>
                 <w:r>
                   <w:rPr>
@@ -5734,48 +6021,6 @@
             </w:sdt>
           </w:p>
         </w:tc>
-      </w:tr>
-      <w:tr>
-        <w:trPr>
-          <w:jc w:val="center"/>
-        </w:trPr>
-        <w:tc>
-          <w:tcPr>
-            <w:tcW w:w="4136" w:type="dxa"/>
-          </w:tcPr>
-          <w:p>
-            <w:pPr>
-              <w:rPr>
-                <w:rFonts w:ascii="Browallia New" w:eastAsia="Browallia New" w:hAnsi="Browallia New" w:cs="Browallia New"/>
-                <w:szCs w:val="22"/>
-                <w:lang w:bidi="th-TH"/>
-              </w:rPr>
-            </w:pPr>
-            <w:r>
-              <w:rPr>
-                <w:rFonts w:ascii="Browallia New" w:eastAsia="Browallia New" w:hAnsi="Browallia New" w:cs="Browallia New"/>
-                <w:szCs w:val="22"/>
-              </w:rPr>
-              <w:t xml:space="preserve">การทำงานร่วมกัน </w:t>
-            </w:r>
-          </w:p>
-          <w:p>
-            <w:pPr>
-              <w:rPr>
-                <w:rFonts w:ascii="Browallia New" w:eastAsia="Browallia New" w:hAnsi="Browallia New" w:cs="Browallia New"/>
-                <w:szCs w:val="22"/>
-                <w:lang w:bidi="th-TH"/>
-              </w:rPr>
-            </w:pPr>
-            <w:r>
-              <w:rPr>
-                <w:rFonts w:ascii="Browallia New" w:eastAsia="Browallia New" w:hAnsi="Browallia New" w:cs="Browallia New"/>
-                <w:szCs w:val="22"/>
-              </w:rPr>
-              <w:t>Collaboration</w:t>
-            </w:r>
-          </w:p>
-        </w:tc>
         <w:tc>
           <w:tcPr>
             <w:tcW w:w="1011" w:type="dxa"/>
@@ -5787,13 +6032,14 @@
             </w:pPr>
             <w:sdt>
               <w:sdtPr>
-                <w:id w:val="100006"/>
+                <w:id w:val="100009"/>
                 <w14:checkbox>
                   <w14:checked w14:val="0"/>
                   <w14:checkedState w14:val="2612" w14:font="MS Gothic"/>
                   <w14:uncheckedState w14:val="2610" w14:font="MS Gothic"/>
                 </w14:checkbox>
               </w:sdtPr>
+              <w:sdtEndPr/>
               <w:sdtContent>
                 <w:r>
                   <w:rPr>
@@ -5817,13 +6063,14 @@
             </w:pPr>
             <w:sdt>
               <w:sdtPr>
-                <w:id w:val="100007"/>
+                <w:id w:val="100010"/>
                 <w14:checkbox>
                   <w14:checked w14:val="0"/>
                   <w14:checkedState w14:val="2612" w14:font="MS Gothic"/>
                   <w14:uncheckedState w14:val="2610" w14:font="MS Gothic"/>
                 </w14:checkbox>
               </w:sdtPr>
+              <w:sdtEndPr/>
               <w:sdtContent>
                 <w:r>
                   <w:rPr>
@@ -5836,6 +6083,48 @@
             </w:sdt>
           </w:p>
         </w:tc>
+      </w:tr>
+      <w:tr>
+        <w:trPr>
+          <w:jc w:val="center"/>
+        </w:trPr>
+        <w:tc>
+          <w:tcPr>
+            <w:tcW w:w="4136" w:type="dxa"/>
+          </w:tcPr>
+          <w:p>
+            <w:pPr>
+              <w:rPr>
+                <w:rFonts w:ascii="Browallia New" w:eastAsia="Browallia New" w:hAnsi="Browallia New" w:cs="Browallia New"/>
+                <w:szCs w:val="22"/>
+                <w:lang w:bidi="th-TH"/>
+              </w:rPr>
+            </w:pPr>
+            <w:r>
+              <w:rPr>
+                <w:rFonts w:ascii="Browallia New" w:eastAsia="Browallia New" w:hAnsi="Browallia New" w:cs="Browallia New"/>
+                <w:szCs w:val="22"/>
+              </w:rPr>
+              <w:t xml:space="preserve">มุ่งเน้นลูกค้า </w:t>
+            </w:r>
+          </w:p>
+          <w:p>
+            <w:pPr>
+              <w:rPr>
+                <w:rFonts w:ascii="Browallia New" w:eastAsia="Browallia New" w:hAnsi="Browallia New" w:cs="Browallia New"/>
+                <w:szCs w:val="22"/>
+                <w:lang w:bidi="th-TH"/>
+              </w:rPr>
+            </w:pPr>
+            <w:r>
+              <w:rPr>
+                <w:rFonts w:ascii="Browallia New" w:eastAsia="Browallia New" w:hAnsi="Browallia New" w:cs="Browallia New"/>
+                <w:szCs w:val="22"/>
+              </w:rPr>
+              <w:t>Customer Focus</w:t>
+            </w:r>
+          </w:p>
+        </w:tc>
         <w:tc>
           <w:tcPr>
             <w:tcW w:w="1011" w:type="dxa"/>
@@ -5847,13 +6136,14 @@
             </w:pPr>
             <w:sdt>
               <w:sdtPr>
-                <w:id w:val="100008"/>
+                <w:id w:val="100011"/>
                 <w14:checkbox>
                   <w14:checked w14:val="0"/>
                   <w14:checkedState w14:val="2612" w14:font="MS Gothic"/>
                   <w14:uncheckedState w14:val="2610" w14:font="MS Gothic"/>
                 </w14:checkbox>
               </w:sdtPr>
+              <w:sdtEndPr/>
               <w:sdtContent>
                 <w:r>
                   <w:rPr>
@@ -5877,13 +6167,44 @@
             </w:pPr>
             <w:sdt>
               <w:sdtPr>
-                <w:id w:val="100009"/>
+                <w:id w:val="100012"/>
+                <w14:checkbox>
+                  <w14:checked w14:val="1"/>
+                  <w14:checkedState w14:val="2612" w14:font="MS Gothic"/>
+                  <w14:uncheckedState w14:val="2610" w14:font="MS Gothic"/>
+                </w14:checkbox>
+              </w:sdtPr>
+              <w:sdtEndPr/>
+              <w:sdtContent>
+                <w:r>
+                  <w:rPr>
+                    <w:rFonts w:ascii="MS Gothic" w:eastAsia="MS Gothic" w:hAnsi="MS Gothic" w:hint="eastAsia"/>
+                  </w:rPr>
+                  <w:t>☒</w:t>
+                </w:r>
+              </w:sdtContent>
+            </w:sdt>
+          </w:p>
+        </w:tc>
+        <w:tc>
+          <w:tcPr>
+            <w:tcW w:w="1011" w:type="dxa"/>
+            <w:shd w:val="clear" w:color="auto" w:fill="FFF2CC"/>
+          </w:tcPr>
+          <w:p>
+            <w:pPr>
+              <w:jc w:val="center"/>
+            </w:pPr>
+            <w:sdt>
+              <w:sdtPr>
+                <w:id w:val="100013"/>
                 <w14:checkbox>
                   <w14:checked w14:val="0"/>
                   <w14:checkedState w14:val="2612" w14:font="MS Gothic"/>
                   <w14:uncheckedState w14:val="2610" w14:font="MS Gothic"/>
                 </w14:checkbox>
               </w:sdtPr>
+              <w:sdtEndPr/>
               <w:sdtContent>
                 <w:r>
                   <w:rPr>
@@ -5907,13 +6228,14 @@
             </w:pPr>
             <w:sdt>
               <w:sdtPr>
-                <w:id w:val="100010"/>
+                <w:id w:val="100014"/>
                 <w14:checkbox>
                   <w14:checked w14:val="0"/>
                   <w14:checkedState w14:val="2612" w14:font="MS Gothic"/>
                   <w14:uncheckedState w14:val="2610" w14:font="MS Gothic"/>
                 </w14:checkbox>
               </w:sdtPr>
+              <w:sdtEndPr/>
               <w:sdtContent>
                 <w:r>
                   <w:rPr>
@@ -5926,49 +6248,6 @@
             </w:sdt>
           </w:p>
         </w:tc>
-      </w:tr>
-      <w:tr>
-        <w:trPr>
-          <w:jc w:val="center"/>
-        </w:trPr>
-        <w:tc>
-          <w:tcPr>
-            <w:tcW w:w="4136" w:type="dxa"/>
-          </w:tcPr>
-          <w:p>
-            <w:pPr>
-              <w:rPr>
-                <w:rFonts w:ascii="Browallia New" w:eastAsia="Browallia New" w:hAnsi="Browallia New" w:cs="Browallia New"/>
-                <w:szCs w:val="22"/>
-                <w:lang w:bidi="th-TH"/>
-              </w:rPr>
-            </w:pPr>
-            <w:r>
-              <w:rPr>
-                <w:rFonts w:ascii="Browallia New" w:eastAsia="Browallia New" w:hAnsi="Browallia New" w:cs="Browallia New"/>
-                <w:szCs w:val="22"/>
-              </w:rPr>
-              <w:t xml:space="preserve">มุ่งเน้นลูกค้า </w:t>
-            </w:r>
-          </w:p>
-          <w:p>
-            <w:pPr>
-              <w:rPr>
-                <w:rFonts w:ascii="Browallia New" w:eastAsia="Browallia New" w:hAnsi="Browallia New" w:cs="Browallia New"/>
-                <w:szCs w:val="22"/>
-                <w:lang w:bidi="th-TH"/>
-              </w:rPr>
-            </w:pPr>
-            <w:r>
-              <w:rPr>
-                <w:rFonts w:ascii="Browallia New" w:eastAsia="Browallia New" w:hAnsi="Browallia New" w:cs="Browallia New"/>
-                <w:szCs w:val="22"/>
-              </w:rPr>
-              <w:lastRenderedPageBreak/>
-              <w:t>Customer Focus</w:t>
-            </w:r>
-          </w:p>
-        </w:tc>
         <w:tc>
           <w:tcPr>
             <w:tcW w:w="1011" w:type="dxa"/>
@@ -5980,13 +6259,14 @@
             </w:pPr>
             <w:sdt>
               <w:sdtPr>
-                <w:id w:val="100011"/>
+                <w:id w:val="100015"/>
                 <w14:checkbox>
                   <w14:checked w14:val="0"/>
                   <w14:checkedState w14:val="2612" w14:font="MS Gothic"/>
                   <w14:uncheckedState w14:val="2610" w14:font="MS Gothic"/>
                 </w14:checkbox>
               </w:sdtPr>
+              <w:sdtEndPr/>
               <w:sdtContent>
                 <w:r>
                   <w:rPr>
@@ -5999,6 +6279,30 @@
             </w:sdt>
           </w:p>
         </w:tc>
+      </w:tr>
+      <w:tr>
+        <w:trPr>
+          <w:jc w:val="center"/>
+        </w:trPr>
+        <w:tc>
+          <w:tcPr>
+            <w:tcW w:w="4136" w:type="dxa"/>
+          </w:tcPr>
+          <w:p>
+            <w:pPr>
+              <w:rPr>
+                <w:szCs w:val="22"/>
+              </w:rPr>
+            </w:pPr>
+            <w:r>
+              <w:rPr>
+                <w:rFonts w:ascii="Browallia New" w:eastAsia="Browallia New" w:hAnsi="Browallia New" w:cs="Browallia New"/>
+                <w:szCs w:val="22"/>
+              </w:rPr>
+              <w:t>คิดวิเคราะห์และการแก้ไขปัญหาอย่างเป็นระบบ Analytical &amp; Problem-Solving Thinking</w:t>
+            </w:r>
+          </w:p>
+        </w:tc>
         <w:tc>
           <w:tcPr>
             <w:tcW w:w="1011" w:type="dxa"/>
@@ -6010,13 +6314,14 @@
             </w:pPr>
             <w:sdt>
               <w:sdtPr>
-                <w:id w:val="100012"/>
+                <w:id w:val="100016"/>
                 <w14:checkbox>
                   <w14:checked w14:val="0"/>
                   <w14:checkedState w14:val="2612" w14:font="MS Gothic"/>
                   <w14:uncheckedState w14:val="2610" w14:font="MS Gothic"/>
                 </w14:checkbox>
               </w:sdtPr>
+              <w:sdtEndPr/>
               <w:sdtContent>
                 <w:r>
                   <w:rPr>
@@ -6040,13 +6345,44 @@
             </w:pPr>
             <w:sdt>
               <w:sdtPr>
-                <w:id w:val="100013"/>
+                <w:id w:val="100017"/>
+                <w14:checkbox>
+                  <w14:checked w14:val="1"/>
+                  <w14:checkedState w14:val="2612" w14:font="MS Gothic"/>
+                  <w14:uncheckedState w14:val="2610" w14:font="MS Gothic"/>
+                </w14:checkbox>
+              </w:sdtPr>
+              <w:sdtEndPr/>
+              <w:sdtContent>
+                <w:r>
+                  <w:rPr>
+                    <w:rFonts w:ascii="MS Gothic" w:eastAsia="MS Gothic" w:hAnsi="MS Gothic" w:hint="eastAsia"/>
+                  </w:rPr>
+                  <w:t>☒</w:t>
+                </w:r>
+              </w:sdtContent>
+            </w:sdt>
+          </w:p>
+        </w:tc>
+        <w:tc>
+          <w:tcPr>
+            <w:tcW w:w="1011" w:type="dxa"/>
+            <w:shd w:val="clear" w:color="auto" w:fill="FFF2CC"/>
+          </w:tcPr>
+          <w:p>
+            <w:pPr>
+              <w:jc w:val="center"/>
+            </w:pPr>
+            <w:sdt>
+              <w:sdtPr>
+                <w:id w:val="100018"/>
                 <w14:checkbox>
                   <w14:checked w14:val="0"/>
                   <w14:checkedState w14:val="2612" w14:font="MS Gothic"/>
                   <w14:uncheckedState w14:val="2610" w14:font="MS Gothic"/>
                 </w14:checkbox>
               </w:sdtPr>
+              <w:sdtEndPr/>
               <w:sdtContent>
                 <w:r>
                   <w:rPr>
@@ -6070,13 +6406,14 @@
             </w:pPr>
             <w:sdt>
               <w:sdtPr>
-                <w:id w:val="100014"/>
+                <w:id w:val="100019"/>
                 <w14:checkbox>
                   <w14:checked w14:val="0"/>
                   <w14:checkedState w14:val="2612" w14:font="MS Gothic"/>
                   <w14:uncheckedState w14:val="2610" w14:font="MS Gothic"/>
                 </w14:checkbox>
               </w:sdtPr>
+              <w:sdtEndPr/>
               <w:sdtContent>
                 <w:r>
                   <w:rPr>
@@ -6100,13 +6437,14 @@
             </w:pPr>
             <w:sdt>
               <w:sdtPr>
-                <w:id w:val="100015"/>
+                <w:id w:val="100020"/>
                 <w14:checkbox>
                   <w14:checked w14:val="0"/>
                   <w14:checkedState w14:val="2612" w14:font="MS Gothic"/>
                   <w14:uncheckedState w14:val="2610" w14:font="MS Gothic"/>
                 </w14:checkbox>
               </w:sdtPr>
+              <w:sdtEndPr/>
               <w:sdtContent>
                 <w:r>
                   <w:rPr>
@@ -6131,7 +6469,9 @@
           <w:p>
             <w:pPr>
               <w:rPr>
+                <w:rFonts w:ascii="Browallia New" w:eastAsia="Browallia New" w:hAnsi="Browallia New" w:cs="Browallia New"/>
                 <w:szCs w:val="22"/>
+                <w:lang w:bidi="th-TH"/>
               </w:rPr>
             </w:pPr>
             <w:r>
@@ -6139,7 +6479,21 @@
                 <w:rFonts w:ascii="Browallia New" w:eastAsia="Browallia New" w:hAnsi="Browallia New" w:cs="Browallia New"/>
                 <w:szCs w:val="22"/>
               </w:rPr>
-              <w:t>คิดวิเคราะห์และการแก้ไขปัญหาอย่างเป็นระบบ Analytical &amp; Problem-Solving Thinking</w:t>
+              <w:t xml:space="preserve">ความฉลาดทางดิจิทัล </w:t>
+            </w:r>
+          </w:p>
+          <w:p>
+            <w:pPr>
+              <w:rPr>
+                <w:szCs w:val="22"/>
+              </w:rPr>
+            </w:pPr>
+            <w:r>
+              <w:rPr>
+                <w:rFonts w:ascii="Browallia New" w:eastAsia="Browallia New" w:hAnsi="Browallia New" w:cs="Browallia New"/>
+                <w:szCs w:val="22"/>
+              </w:rPr>
+              <w:t>Digital Intelligence Quotient (DQ)</w:t>
             </w:r>
           </w:p>
         </w:tc>
@@ -6154,13 +6508,14 @@
             </w:pPr>
             <w:sdt>
               <w:sdtPr>
-                <w:id w:val="100016"/>
+                <w:id w:val="100021"/>
                 <w14:checkbox>
                   <w14:checked w14:val="0"/>
                   <w14:checkedState w14:val="2612" w14:font="MS Gothic"/>
                   <w14:uncheckedState w14:val="2610" w14:font="MS Gothic"/>
                 </w14:checkbox>
               </w:sdtPr>
+              <w:sdtEndPr/>
               <w:sdtContent>
                 <w:r>
                   <w:rPr>
@@ -6184,13 +6539,44 @@
             </w:pPr>
             <w:sdt>
               <w:sdtPr>
-                <w:id w:val="100017"/>
+                <w:id w:val="100022"/>
+                <w14:checkbox>
+                  <w14:checked w14:val="1"/>
+                  <w14:checkedState w14:val="2612" w14:font="MS Gothic"/>
+                  <w14:uncheckedState w14:val="2610" w14:font="MS Gothic"/>
+                </w14:checkbox>
+              </w:sdtPr>
+              <w:sdtEndPr/>
+              <w:sdtContent>
+                <w:r>
+                  <w:rPr>
+                    <w:rFonts w:ascii="MS Gothic" w:eastAsia="MS Gothic" w:hAnsi="MS Gothic" w:hint="eastAsia"/>
+                  </w:rPr>
+                  <w:t>☒</w:t>
+                </w:r>
+              </w:sdtContent>
+            </w:sdt>
+          </w:p>
+        </w:tc>
+        <w:tc>
+          <w:tcPr>
+            <w:tcW w:w="1011" w:type="dxa"/>
+            <w:shd w:val="clear" w:color="auto" w:fill="FFF2CC"/>
+          </w:tcPr>
+          <w:p>
+            <w:pPr>
+              <w:jc w:val="center"/>
+            </w:pPr>
+            <w:sdt>
+              <w:sdtPr>
+                <w:id w:val="100023"/>
                 <w14:checkbox>
                   <w14:checked w14:val="0"/>
                   <w14:checkedState w14:val="2612" w14:font="MS Gothic"/>
                   <w14:uncheckedState w14:val="2610" w14:font="MS Gothic"/>
                 </w14:checkbox>
               </w:sdtPr>
+              <w:sdtEndPr/>
               <w:sdtContent>
                 <w:r>
                   <w:rPr>
@@ -6214,13 +6600,14 @@
             </w:pPr>
             <w:sdt>
               <w:sdtPr>
-                <w:id w:val="100018"/>
+                <w:id w:val="100024"/>
                 <w14:checkbox>
                   <w14:checked w14:val="0"/>
                   <w14:checkedState w14:val="2612" w14:font="MS Gothic"/>
                   <w14:uncheckedState w14:val="2610" w14:font="MS Gothic"/>
                 </w14:checkbox>
               </w:sdtPr>
+              <w:sdtEndPr/>
               <w:sdtContent>
                 <w:r>
                   <w:rPr>
@@ -6244,13 +6631,14 @@
             </w:pPr>
             <w:sdt>
               <w:sdtPr>
-                <w:id w:val="100019"/>
+                <w:id w:val="100025"/>
                 <w14:checkbox>
                   <w14:checked w14:val="0"/>
                   <w14:checkedState w14:val="2612" w14:font="MS Gothic"/>
                   <w14:uncheckedState w14:val="2610" w14:font="MS Gothic"/>
                 </w14:checkbox>
               </w:sdtPr>
+              <w:sdtEndPr/>
               <w:sdtContent>
                 <w:r>
                   <w:rPr>
@@ -6263,6 +6651,48 @@
             </w:sdt>
           </w:p>
         </w:tc>
+      </w:tr>
+      <w:tr>
+        <w:trPr>
+          <w:jc w:val="center"/>
+        </w:trPr>
+        <w:tc>
+          <w:tcPr>
+            <w:tcW w:w="4136" w:type="dxa"/>
+          </w:tcPr>
+          <w:p>
+            <w:pPr>
+              <w:rPr>
+                <w:rFonts w:ascii="Browallia New" w:eastAsia="Browallia New" w:hAnsi="Browallia New" w:cs="Browallia New"/>
+                <w:szCs w:val="22"/>
+                <w:lang w:bidi="th-TH"/>
+              </w:rPr>
+            </w:pPr>
+            <w:r>
+              <w:rPr>
+                <w:rFonts w:ascii="Browallia New" w:eastAsia="Browallia New" w:hAnsi="Browallia New" w:cs="Browallia New"/>
+                <w:szCs w:val="22"/>
+              </w:rPr>
+              <w:t xml:space="preserve">การปรับตัว </w:t>
+            </w:r>
+          </w:p>
+          <w:p>
+            <w:pPr>
+              <w:rPr>
+                <w:rFonts w:ascii="Browallia New" w:eastAsia="Browallia New" w:hAnsi="Browallia New" w:cs="Browallia New"/>
+                <w:szCs w:val="22"/>
+                <w:lang w:bidi="th-TH"/>
+              </w:rPr>
+            </w:pPr>
+            <w:r>
+              <w:rPr>
+                <w:rFonts w:ascii="Browallia New" w:eastAsia="Browallia New" w:hAnsi="Browallia New" w:cs="Browallia New"/>
+                <w:szCs w:val="22"/>
+              </w:rPr>
+              <w:t>Adaptability</w:t>
+            </w:r>
+          </w:p>
+        </w:tc>
         <w:tc>
           <w:tcPr>
             <w:tcW w:w="1011" w:type="dxa"/>
@@ -6274,13 +6704,14 @@
             </w:pPr>
             <w:sdt>
               <w:sdtPr>
-                <w:id w:val="100020"/>
+                <w:id w:val="100026"/>
                 <w14:checkbox>
                   <w14:checked w14:val="0"/>
                   <w14:checkedState w14:val="2612" w14:font="MS Gothic"/>
                   <w14:uncheckedState w14:val="2610" w14:font="MS Gothic"/>
                 </w14:checkbox>
               </w:sdtPr>
+              <w:sdtEndPr/>
               <w:sdtContent>
                 <w:r>
                   <w:rPr>
@@ -6293,46 +6724,6 @@
             </w:sdt>
           </w:p>
         </w:tc>
-      </w:tr>
-      <w:tr>
-        <w:trPr>
-          <w:jc w:val="center"/>
-        </w:trPr>
-        <w:tc>
-          <w:tcPr>
-            <w:tcW w:w="4136" w:type="dxa"/>
-          </w:tcPr>
-          <w:p>
-            <w:pPr>
-              <w:rPr>
-                <w:rFonts w:ascii="Browallia New" w:eastAsia="Browallia New" w:hAnsi="Browallia New" w:cs="Browallia New"/>
-                <w:szCs w:val="22"/>
-                <w:lang w:bidi="th-TH"/>
-              </w:rPr>
-            </w:pPr>
-            <w:r>
-              <w:rPr>
-                <w:rFonts w:ascii="Browallia New" w:eastAsia="Browallia New" w:hAnsi="Browallia New" w:cs="Browallia New"/>
-                <w:szCs w:val="22"/>
-              </w:rPr>
-              <w:t xml:space="preserve">ความฉลาดทางดิจิทัล </w:t>
-            </w:r>
-          </w:p>
-          <w:p>
-            <w:pPr>
-              <w:rPr>
-                <w:szCs w:val="22"/>
-              </w:rPr>
-            </w:pPr>
-            <w:r>
-              <w:rPr>
-                <w:rFonts w:ascii="Browallia New" w:eastAsia="Browallia New" w:hAnsi="Browallia New" w:cs="Browallia New"/>
-                <w:szCs w:val="22"/>
-              </w:rPr>
-              <w:t>Digital Intelligence Quotient (DQ)</w:t>
-            </w:r>
-          </w:p>
-        </w:tc>
         <w:tc>
           <w:tcPr>
             <w:tcW w:w="1011" w:type="dxa"/>
@@ -6344,13 +6735,44 @@
             </w:pPr>
             <w:sdt>
               <w:sdtPr>
-                <w:id w:val="100021"/>
+                <w:id w:val="100027"/>
+                <w14:checkbox>
+                  <w14:checked w14:val="1"/>
+                  <w14:checkedState w14:val="2612" w14:font="MS Gothic"/>
+                  <w14:uncheckedState w14:val="2610" w14:font="MS Gothic"/>
+                </w14:checkbox>
+              </w:sdtPr>
+              <w:sdtEndPr/>
+              <w:sdtContent>
+                <w:r>
+                  <w:rPr>
+                    <w:rFonts w:ascii="MS Gothic" w:eastAsia="MS Gothic" w:hAnsi="MS Gothic" w:hint="eastAsia"/>
+                  </w:rPr>
+                  <w:t>☒</w:t>
+                </w:r>
+              </w:sdtContent>
+            </w:sdt>
+          </w:p>
+        </w:tc>
+        <w:tc>
+          <w:tcPr>
+            <w:tcW w:w="1011" w:type="dxa"/>
+            <w:shd w:val="clear" w:color="auto" w:fill="FFF2CC"/>
+          </w:tcPr>
+          <w:p>
+            <w:pPr>
+              <w:jc w:val="center"/>
+            </w:pPr>
+            <w:sdt>
+              <w:sdtPr>
+                <w:id w:val="100028"/>
                 <w14:checkbox>
                   <w14:checked w14:val="0"/>
                   <w14:checkedState w14:val="2612" w14:font="MS Gothic"/>
                   <w14:uncheckedState w14:val="2610" w14:font="MS Gothic"/>
                 </w14:checkbox>
               </w:sdtPr>
+              <w:sdtEndPr/>
               <w:sdtContent>
                 <w:r>
                   <w:rPr>
@@ -6374,13 +6796,14 @@
             </w:pPr>
             <w:sdt>
               <w:sdtPr>
-                <w:id w:val="100022"/>
+                <w:id w:val="100029"/>
                 <w14:checkbox>
                   <w14:checked w14:val="0"/>
                   <w14:checkedState w14:val="2612" w14:font="MS Gothic"/>
                   <w14:uncheckedState w14:val="2610" w14:font="MS Gothic"/>
                 </w14:checkbox>
               </w:sdtPr>
+              <w:sdtEndPr/>
               <w:sdtContent>
                 <w:r>
                   <w:rPr>
@@ -6404,13 +6827,84 @@
             </w:pPr>
             <w:sdt>
               <w:sdtPr>
-                <w:id w:val="100023"/>
+                <w:id w:val="100030"/>
                 <w14:checkbox>
                   <w14:checked w14:val="0"/>
                   <w14:checkedState w14:val="2612" w14:font="MS Gothic"/>
                   <w14:uncheckedState w14:val="2610" w14:font="MS Gothic"/>
                 </w14:checkbox>
               </w:sdtPr>
+              <w:sdtEndPr/>
+              <w:sdtContent>
+                <w:r>
+                  <w:rPr>
+                    <w:rFonts w:ascii="MS Gothic" w:eastAsia="MS Gothic" w:hAnsi="MS Gothic" w:hint="eastAsia"/>
+                  </w:rPr>
+                  <w:t>☐</w:t>
+                </w:r>
+              </w:sdtContent>
+            </w:sdt>
+          </w:p>
+        </w:tc>
+      </w:tr>
+      <w:tr>
+        <w:trPr>
+          <w:jc w:val="center"/>
+        </w:trPr>
+        <w:tc>
+          <w:tcPr>
+            <w:tcW w:w="4136" w:type="dxa"/>
+          </w:tcPr>
+          <w:p>
+            <w:pPr>
+              <w:rPr>
+                <w:rFonts w:ascii="Browallia New" w:eastAsia="Browallia New" w:hAnsi="Browallia New" w:cs="Browallia New"/>
+                <w:szCs w:val="22"/>
+                <w:lang w:bidi="th-TH"/>
+              </w:rPr>
+            </w:pPr>
+            <w:r>
+              <w:rPr>
+                <w:rFonts w:ascii="Browallia New" w:eastAsia="Browallia New" w:hAnsi="Browallia New" w:cs="Browallia New"/>
+                <w:szCs w:val="22"/>
+              </w:rPr>
+              <w:t xml:space="preserve">ความริเริ่มสร้างสรรค์ </w:t>
+            </w:r>
+          </w:p>
+          <w:p>
+            <w:pPr>
+              <w:rPr>
+                <w:szCs w:val="22"/>
+              </w:rPr>
+            </w:pPr>
+            <w:r>
+              <w:rPr>
+                <w:rFonts w:ascii="Browallia New" w:eastAsia="Browallia New" w:hAnsi="Browallia New" w:cs="Browallia New"/>
+                <w:szCs w:val="22"/>
+              </w:rPr>
+              <w:t>Initiative</w:t>
+            </w:r>
+          </w:p>
+        </w:tc>
+        <w:tc>
+          <w:tcPr>
+            <w:tcW w:w="1011" w:type="dxa"/>
+            <w:shd w:val="clear" w:color="auto" w:fill="FFF2CC"/>
+          </w:tcPr>
+          <w:p>
+            <w:pPr>
+              <w:jc w:val="center"/>
+            </w:pPr>
+            <w:sdt>
+              <w:sdtPr>
+                <w:id w:val="100031"/>
+                <w14:checkbox>
+                  <w14:checked w14:val="0"/>
+                  <w14:checkedState w14:val="2612" w14:font="MS Gothic"/>
+                  <w14:uncheckedState w14:val="2610" w14:font="MS Gothic"/>
+                </w14:checkbox>
+              </w:sdtPr>
+              <w:sdtEndPr/>
               <w:sdtContent>
                 <w:r>
                   <w:rPr>
@@ -6434,13 +6928,44 @@
             </w:pPr>
             <w:sdt>
               <w:sdtPr>
-                <w:id w:val="100024"/>
+                <w:id w:val="100032"/>
+                <w14:checkbox>
+                  <w14:checked w14:val="1"/>
+                  <w14:checkedState w14:val="2612" w14:font="MS Gothic"/>
+                  <w14:uncheckedState w14:val="2610" w14:font="MS Gothic"/>
+                </w14:checkbox>
+              </w:sdtPr>
+              <w:sdtEndPr/>
+              <w:sdtContent>
+                <w:r>
+                  <w:rPr>
+                    <w:rFonts w:ascii="MS Gothic" w:eastAsia="MS Gothic" w:hAnsi="MS Gothic" w:hint="eastAsia"/>
+                  </w:rPr>
+                  <w:t>☒</w:t>
+                </w:r>
+              </w:sdtContent>
+            </w:sdt>
+          </w:p>
+        </w:tc>
+        <w:tc>
+          <w:tcPr>
+            <w:tcW w:w="1011" w:type="dxa"/>
+            <w:shd w:val="clear" w:color="auto" w:fill="FFF2CC"/>
+          </w:tcPr>
+          <w:p>
+            <w:pPr>
+              <w:jc w:val="center"/>
+            </w:pPr>
+            <w:sdt>
+              <w:sdtPr>
+                <w:id w:val="100033"/>
                 <w14:checkbox>
                   <w14:checked w14:val="0"/>
                   <w14:checkedState w14:val="2612" w14:font="MS Gothic"/>
                   <w14:uncheckedState w14:val="2610" w14:font="MS Gothic"/>
                 </w14:checkbox>
               </w:sdtPr>
+              <w:sdtEndPr/>
               <w:sdtContent>
                 <w:r>
                   <w:rPr>
@@ -6464,13 +6989,14 @@
             </w:pPr>
             <w:sdt>
               <w:sdtPr>
-                <w:id w:val="100025"/>
+                <w:id w:val="100034"/>
                 <w14:checkbox>
                   <w14:checked w14:val="0"/>
                   <w14:checkedState w14:val="2612" w14:font="MS Gothic"/>
                   <w14:uncheckedState w14:val="2610" w14:font="MS Gothic"/>
                 </w14:checkbox>
               </w:sdtPr>
+              <w:sdtEndPr/>
               <w:sdtContent>
                 <w:r>
                   <w:rPr>
@@ -6483,48 +7009,6 @@
             </w:sdt>
           </w:p>
         </w:tc>
-      </w:tr>
-      <w:tr>
-        <w:trPr>
-          <w:jc w:val="center"/>
-        </w:trPr>
-        <w:tc>
-          <w:tcPr>
-            <w:tcW w:w="4136" w:type="dxa"/>
-          </w:tcPr>
-          <w:p>
-            <w:pPr>
-              <w:rPr>
-                <w:rFonts w:ascii="Browallia New" w:eastAsia="Browallia New" w:hAnsi="Browallia New" w:cs="Browallia New"/>
-                <w:szCs w:val="22"/>
-                <w:lang w:bidi="th-TH"/>
-              </w:rPr>
-            </w:pPr>
-            <w:r>
-              <w:rPr>
-                <w:rFonts w:ascii="Browallia New" w:eastAsia="Browallia New" w:hAnsi="Browallia New" w:cs="Browallia New"/>
-                <w:szCs w:val="22"/>
-              </w:rPr>
-              <w:t xml:space="preserve">การปรับตัว </w:t>
-            </w:r>
-          </w:p>
-          <w:p>
-            <w:pPr>
-              <w:rPr>
-                <w:rFonts w:ascii="Browallia New" w:eastAsia="Browallia New" w:hAnsi="Browallia New" w:cs="Browallia New"/>
-                <w:szCs w:val="22"/>
-                <w:lang w:bidi="th-TH"/>
-              </w:rPr>
-            </w:pPr>
-            <w:r>
-              <w:rPr>
-                <w:rFonts w:ascii="Browallia New" w:eastAsia="Browallia New" w:hAnsi="Browallia New" w:cs="Browallia New"/>
-                <w:szCs w:val="22"/>
-              </w:rPr>
-              <w:t>Adaptability</w:t>
-            </w:r>
-          </w:p>
-        </w:tc>
         <w:tc>
           <w:tcPr>
             <w:tcW w:w="1011" w:type="dxa"/>
@@ -6536,133 +7020,14 @@
             </w:pPr>
             <w:sdt>
               <w:sdtPr>
-                <w:id w:val="100026"/>
+                <w:id w:val="100035"/>
                 <w14:checkbox>
                   <w14:checked w14:val="0"/>
                   <w14:checkedState w14:val="2612" w14:font="MS Gothic"/>
                   <w14:uncheckedState w14:val="2610" w14:font="MS Gothic"/>
                 </w14:checkbox>
               </w:sdtPr>
-              <w:sdtContent>
-                <w:r>
-                  <w:rPr>
-                    <w:rFonts w:ascii="MS Gothic" w:eastAsia="MS Gothic" w:hAnsi="MS Gothic" w:hint="eastAsia"/>
-                    <w:sz w:val="28"/>
-                  </w:rPr>
-                  <w:t>☐</w:t>
-                </w:r>
-              </w:sdtContent>
-            </w:sdt>
-          </w:p>
-        </w:tc>
-        <w:tc>
-          <w:tcPr>
-            <w:tcW w:w="1011" w:type="dxa"/>
-            <w:shd w:val="clear" w:color="auto" w:fill="FFF2CC"/>
-          </w:tcPr>
-          <w:p>
-            <w:pPr>
-              <w:jc w:val="center"/>
-            </w:pPr>
-            <w:sdt>
-              <w:sdtPr>
-                <w:id w:val="100027"/>
-                <w14:checkbox>
-                  <w14:checked w14:val="0"/>
-                  <w14:checkedState w14:val="2612" w14:font="MS Gothic"/>
-                  <w14:uncheckedState w14:val="2610" w14:font="MS Gothic"/>
-                </w14:checkbox>
-              </w:sdtPr>
-              <w:sdtContent>
-                <w:r>
-                  <w:rPr>
-                    <w:rFonts w:ascii="MS Gothic" w:eastAsia="MS Gothic" w:hAnsi="MS Gothic" w:hint="eastAsia"/>
-                    <w:sz w:val="28"/>
-                  </w:rPr>
-                  <w:t>☐</w:t>
-                </w:r>
-              </w:sdtContent>
-            </w:sdt>
-          </w:p>
-        </w:tc>
-        <w:tc>
-          <w:tcPr>
-            <w:tcW w:w="1011" w:type="dxa"/>
-            <w:shd w:val="clear" w:color="auto" w:fill="FFF2CC"/>
-          </w:tcPr>
-          <w:p>
-            <w:pPr>
-              <w:jc w:val="center"/>
-            </w:pPr>
-            <w:sdt>
-              <w:sdtPr>
-                <w:id w:val="100028"/>
-                <w14:checkbox>
-                  <w14:checked w14:val="0"/>
-                  <w14:checkedState w14:val="2612" w14:font="MS Gothic"/>
-                  <w14:uncheckedState w14:val="2610" w14:font="MS Gothic"/>
-                </w14:checkbox>
-              </w:sdtPr>
-              <w:sdtContent>
-                <w:r>
-                  <w:rPr>
-                    <w:rFonts w:ascii="MS Gothic" w:eastAsia="MS Gothic" w:hAnsi="MS Gothic" w:hint="eastAsia"/>
-                    <w:sz w:val="28"/>
-                  </w:rPr>
-                  <w:t>☐</w:t>
-                </w:r>
-              </w:sdtContent>
-            </w:sdt>
-          </w:p>
-        </w:tc>
-        <w:tc>
-          <w:tcPr>
-            <w:tcW w:w="1011" w:type="dxa"/>
-            <w:shd w:val="clear" w:color="auto" w:fill="FFF2CC"/>
-          </w:tcPr>
-          <w:p>
-            <w:pPr>
-              <w:jc w:val="center"/>
-            </w:pPr>
-            <w:sdt>
-              <w:sdtPr>
-                <w:id w:val="100029"/>
-                <w14:checkbox>
-                  <w14:checked w14:val="0"/>
-                  <w14:checkedState w14:val="2612" w14:font="MS Gothic"/>
-                  <w14:uncheckedState w14:val="2610" w14:font="MS Gothic"/>
-                </w14:checkbox>
-              </w:sdtPr>
-              <w:sdtContent>
-                <w:r>
-                  <w:rPr>
-                    <w:rFonts w:ascii="MS Gothic" w:eastAsia="MS Gothic" w:hAnsi="MS Gothic" w:hint="eastAsia"/>
-                    <w:sz w:val="28"/>
-                  </w:rPr>
-                  <w:t>☐</w:t>
-                </w:r>
-              </w:sdtContent>
-            </w:sdt>
-          </w:p>
-        </w:tc>
-        <w:tc>
-          <w:tcPr>
-            <w:tcW w:w="1011" w:type="dxa"/>
-            <w:shd w:val="clear" w:color="auto" w:fill="FFF2CC"/>
-          </w:tcPr>
-          <w:p>
-            <w:pPr>
-              <w:jc w:val="center"/>
-            </w:pPr>
-            <w:sdt>
-              <w:sdtPr>
-                <w:id w:val="100030"/>
-                <w14:checkbox>
-                  <w14:checked w14:val="0"/>
-                  <w14:checkedState w14:val="2612" w14:font="MS Gothic"/>
-                  <w14:uncheckedState w14:val="2610" w14:font="MS Gothic"/>
-                </w14:checkbox>
-              </w:sdtPr>
+              <w:sdtEndPr/>
               <w:sdtContent>
                 <w:r>
                   <w:rPr>
@@ -6675,195 +7040,6 @@
           </w:p>
         </w:tc>
       </w:tr>
-      <w:tr>
-        <w:trPr>
-          <w:jc w:val="center"/>
-        </w:trPr>
-        <w:tc>
-          <w:tcPr>
-            <w:tcW w:w="4136" w:type="dxa"/>
-          </w:tcPr>
-          <w:p>
-            <w:pPr>
-              <w:rPr>
-                <w:rFonts w:ascii="Browallia New" w:eastAsia="Browallia New" w:hAnsi="Browallia New" w:cs="Browallia New"/>
-                <w:szCs w:val="22"/>
-                <w:lang w:bidi="th-TH"/>
-              </w:rPr>
-            </w:pPr>
-            <w:r>
-              <w:rPr>
-                <w:rFonts w:ascii="Browallia New" w:eastAsia="Browallia New" w:hAnsi="Browallia New" w:cs="Browallia New"/>
-                <w:szCs w:val="22"/>
-              </w:rPr>
-              <w:t xml:space="preserve">ความริเริ่มสร้างสรรค์ </w:t>
-            </w:r>
-          </w:p>
-          <w:p>
-            <w:pPr>
-              <w:rPr>
-                <w:szCs w:val="22"/>
-              </w:rPr>
-            </w:pPr>
-            <w:r>
-              <w:rPr>
-                <w:rFonts w:ascii="Browallia New" w:eastAsia="Browallia New" w:hAnsi="Browallia New" w:cs="Browallia New"/>
-                <w:szCs w:val="22"/>
-              </w:rPr>
-              <w:t>Initiative</w:t>
-            </w:r>
-          </w:p>
-        </w:tc>
-        <w:tc>
-          <w:tcPr>
-            <w:tcW w:w="1011" w:type="dxa"/>
-            <w:shd w:val="clear" w:color="auto" w:fill="FFF2CC"/>
-          </w:tcPr>
-          <w:p>
-            <w:pPr>
-              <w:jc w:val="center"/>
-            </w:pPr>
-            <w:sdt>
-              <w:sdtPr>
-                <w:id w:val="100031"/>
-                <w14:checkbox>
-                  <w14:checked w14:val="0"/>
-                  <w14:checkedState w14:val="2612" w14:font="MS Gothic"/>
-                  <w14:uncheckedState w14:val="2610" w14:font="MS Gothic"/>
-                </w14:checkbox>
-              </w:sdtPr>
-              <w:sdtContent>
-                <w:r>
-                  <w:rPr>
-                    <w:rFonts w:ascii="MS Gothic" w:eastAsia="MS Gothic" w:hAnsi="MS Gothic" w:hint="eastAsia"/>
-                    <w:sz w:val="28"/>
-                  </w:rPr>
-                  <w:t>☐</w:t>
-                </w:r>
-              </w:sdtContent>
-            </w:sdt>
-          </w:p>
-        </w:tc>
-        <w:tc>
-          <w:tcPr>
-            <w:tcW w:w="1011" w:type="dxa"/>
-            <w:shd w:val="clear" w:color="auto" w:fill="FFF2CC"/>
-          </w:tcPr>
-          <w:p>
-            <w:pPr>
-              <w:jc w:val="center"/>
-            </w:pPr>
-            <w:sdt>
-              <w:sdtPr>
-                <w:id w:val="100032"/>
-                <w14:checkbox>
-                  <w14:checked w14:val="0"/>
-                  <w14:checkedState w14:val="2612" w14:font="MS Gothic"/>
-                  <w14:uncheckedState w14:val="2610" w14:font="MS Gothic"/>
-                </w14:checkbox>
-              </w:sdtPr>
-              <w:sdtContent>
-                <w:r>
-                  <w:rPr>
-                    <w:rFonts w:ascii="MS Gothic" w:eastAsia="MS Gothic" w:hAnsi="MS Gothic" w:hint="eastAsia"/>
-                    <w:sz w:val="28"/>
-                  </w:rPr>
-                  <w:t>☐</w:t>
-                </w:r>
-              </w:sdtContent>
-            </w:sdt>
-          </w:p>
-        </w:tc>
-        <w:tc>
-          <w:tcPr>
-            <w:tcW w:w="1011" w:type="dxa"/>
-            <w:shd w:val="clear" w:color="auto" w:fill="FFF2CC"/>
-          </w:tcPr>
-          <w:p>
-            <w:pPr>
-              <w:jc w:val="center"/>
-            </w:pPr>
-            <w:sdt>
-              <w:sdtPr>
-                <w:id w:val="100033"/>
-                <w14:checkbox>
-                  <w14:checked w14:val="0"/>
-                  <w14:checkedState w14:val="2612" w14:font="MS Gothic"/>
-                  <w14:uncheckedState w14:val="2610" w14:font="MS Gothic"/>
-                </w14:checkbox>
-              </w:sdtPr>
-              <w:sdtContent>
-                <w:r>
-                  <w:rPr>
-                    <w:rFonts w:ascii="MS Gothic" w:eastAsia="MS Gothic" w:hAnsi="MS Gothic" w:hint="eastAsia"/>
-                    <w:sz w:val="28"/>
-                  </w:rPr>
-                  <w:t>☐</w:t>
-                </w:r>
-              </w:sdtContent>
-            </w:sdt>
-          </w:p>
-        </w:tc>
-        <w:tc>
-          <w:tcPr>
-            <w:tcW w:w="1011" w:type="dxa"/>
-            <w:shd w:val="clear" w:color="auto" w:fill="FFF2CC"/>
-          </w:tcPr>
-          <w:p>
-            <w:pPr>
-              <w:jc w:val="center"/>
-            </w:pPr>
-            <w:sdt>
-              <w:sdtPr>
-                <w:id w:val="100034"/>
-                <w14:checkbox>
-                  <w14:checked w14:val="0"/>
-                  <w14:checkedState w14:val="2612" w14:font="MS Gothic"/>
-                  <w14:uncheckedState w14:val="2610" w14:font="MS Gothic"/>
-                </w14:checkbox>
-              </w:sdtPr>
-              <w:sdtContent>
-                <w:r>
-                  <w:rPr>
-                    <w:rFonts w:ascii="MS Gothic" w:eastAsia="MS Gothic" w:hAnsi="MS Gothic" w:hint="eastAsia"/>
-                    <w:sz w:val="28"/>
-                  </w:rPr>
-                  <w:t>☐</w:t>
-                </w:r>
-              </w:sdtContent>
-            </w:sdt>
-          </w:p>
-        </w:tc>
-        <w:tc>
-          <w:tcPr>
-            <w:tcW w:w="1011" w:type="dxa"/>
-            <w:shd w:val="clear" w:color="auto" w:fill="FFF2CC"/>
-          </w:tcPr>
-          <w:p>
-            <w:pPr>
-              <w:jc w:val="center"/>
-            </w:pPr>
-            <w:sdt>
-              <w:sdtPr>
-                <w:id w:val="100035"/>
-                <w14:checkbox>
-                  <w14:checked w14:val="0"/>
-                  <w14:checkedState w14:val="2612" w14:font="MS Gothic"/>
-                  <w14:uncheckedState w14:val="2610" w14:font="MS Gothic"/>
-                </w14:checkbox>
-              </w:sdtPr>
-              <w:sdtContent>
-                <w:r>
-                  <w:rPr>
-                    <w:rFonts w:ascii="MS Gothic" w:eastAsia="MS Gothic" w:hAnsi="MS Gothic" w:hint="eastAsia"/>
-                  </w:rPr>
-                  <w:t>☐</w:t>
-                </w:r>
-              </w:sdtContent>
-            </w:sdt>
-          </w:p>
-        </w:tc>
-      </w:tr>
     </w:tbl>
     <w:p>
       <w:pPr>
@@ -6877,7 +7053,15 @@
           <w:b/>
           <w:sz w:val="26"/>
         </w:rPr>
-        <w:t>4ค</w:t>
+        <w:t>4</w:t>
+      </w:r>
+      <w:r>
+        <w:rPr>
+          <w:rFonts w:ascii="Browallia New" w:eastAsia="Browallia New" w:hAnsi="Browallia New" w:cs="Browallia New"/>
+          <w:b/>
+          <w:sz w:val="26"/>
+        </w:rPr>
+        <w:t>ค</w:t>
       </w:r>
       <w:r>
         <w:rPr>
@@ -6895,7 +7079,15 @@
           <w:b/>
           <w:sz w:val="26"/>
         </w:rPr>
-        <w:t>(ii) ความรู้และทักษะเฉพาะสายงาน (Functional Knowledge &amp; Skills)</w:t>
+        <w:t xml:space="preserve">(ii) </w:t>
+      </w:r>
+      <w:r>
+        <w:rPr>
+          <w:rFonts w:ascii="Browallia New" w:eastAsia="Browallia New" w:hAnsi="Browallia New" w:cs="Browallia New"/>
+          <w:b/>
+          <w:sz w:val="26"/>
+        </w:rPr>
+        <w:t>ความรู้และทักษะเฉพาะสายงาน (Functional Knowledge &amp; Skills)</w:t>
       </w:r>
     </w:p>
     <w:tbl>
@@ -7137,6 +7329,7 @@
                   <w14:uncheckedState w14:val="2610" w14:font="MS Gothic"/>
                 </w14:checkbox>
               </w:sdtPr>
+              <w:sdtEndPr/>
               <w:sdtContent>
                 <w:r>
                   <w:rPr>
@@ -7167,6 +7360,7 @@
                   <w14:uncheckedState w14:val="2610" w14:font="MS Gothic"/>
                 </w14:checkbox>
               </w:sdtPr>
+              <w:sdtEndPr/>
               <w:sdtContent>
                 <w:r>
                   <w:rPr>
@@ -7197,6 +7391,7 @@
                   <w14:uncheckedState w14:val="2610" w14:font="MS Gothic"/>
                 </w14:checkbox>
               </w:sdtPr>
+              <w:sdtEndPr/>
               <w:sdtContent>
                 <w:r>
                   <w:rPr>
@@ -7227,6 +7422,7 @@
                   <w14:uncheckedState w14:val="2610" w14:font="MS Gothic"/>
                 </w14:checkbox>
               </w:sdtPr>
+              <w:sdtEndPr/>
               <w:sdtContent>
                 <w:r>
                   <w:rPr>
@@ -7256,6 +7452,7 @@
                   <w14:uncheckedState w14:val="2610" w14:font="MS Gothic"/>
                 </w14:checkbox>
               </w:sdtPr>
+              <w:sdtEndPr/>
               <w:sdtContent>
                 <w:r>
                   <w:rPr>
@@ -7313,6 +7510,7 @@
                   <w14:uncheckedState w14:val="2610" w14:font="MS Gothic"/>
                 </w14:checkbox>
               </w:sdtPr>
+              <w:sdtEndPr/>
               <w:sdtContent>
                 <w:r>
                   <w:rPr>
@@ -7343,6 +7541,7 @@
                   <w14:uncheckedState w14:val="2610" w14:font="MS Gothic"/>
                 </w14:checkbox>
               </w:sdtPr>
+              <w:sdtEndPr/>
               <w:sdtContent>
                 <w:r>
                   <w:rPr>
@@ -7373,6 +7572,7 @@
                   <w14:uncheckedState w14:val="2610" w14:font="MS Gothic"/>
                 </w14:checkbox>
               </w:sdtPr>
+              <w:sdtEndPr/>
               <w:sdtContent>
                 <w:r>
                   <w:rPr>
@@ -7402,6 +7602,7 @@
                   <w14:uncheckedState w14:val="2610" w14:font="MS Gothic"/>
                 </w14:checkbox>
               </w:sdtPr>
+              <w:sdtEndPr/>
               <w:sdtContent>
                 <w:r>
                   <w:rPr>
@@ -7431,6 +7632,7 @@
                   <w14:uncheckedState w14:val="2610" w14:font="MS Gothic"/>
                 </w14:checkbox>
               </w:sdtPr>
+              <w:sdtEndPr/>
               <w:sdtContent>
                 <w:r>
                   <w:rPr>
@@ -7486,6 +7688,7 @@
                   <w14:uncheckedState w14:val="2610" w14:font="MS Gothic"/>
                 </w14:checkbox>
               </w:sdtPr>
+              <w:sdtEndPr/>
               <w:sdtContent>
                 <w:r>
                   <w:rPr>
@@ -7516,6 +7719,7 @@
                   <w14:uncheckedState w14:val="2610" w14:font="MS Gothic"/>
                 </w14:checkbox>
               </w:sdtPr>
+              <w:sdtEndPr/>
               <w:sdtContent>
                 <w:r>
                   <w:rPr>
@@ -7546,6 +7750,7 @@
                   <w14:uncheckedState w14:val="2610" w14:font="MS Gothic"/>
                 </w14:checkbox>
               </w:sdtPr>
+              <w:sdtEndPr/>
               <w:sdtContent>
                 <w:r>
                   <w:rPr>
@@ -7575,6 +7780,7 @@
                   <w14:uncheckedState w14:val="2610" w14:font="MS Gothic"/>
                 </w14:checkbox>
               </w:sdtPr>
+              <w:sdtEndPr/>
               <w:sdtContent>
                 <w:r>
                   <w:rPr>
@@ -7604,6 +7810,7 @@
                   <w14:uncheckedState w14:val="2610" w14:font="MS Gothic"/>
                 </w14:checkbox>
               </w:sdtPr>
+              <w:sdtEndPr/>
               <w:sdtContent>
                 <w:r>
                   <w:rPr>
@@ -7654,6 +7861,7 @@
                   <w14:uncheckedState w14:val="2610" w14:font="MS Gothic"/>
                 </w14:checkbox>
               </w:sdtPr>
+              <w:sdtEndPr/>
               <w:sdtContent>
                 <w:r>
                   <w:rPr>
@@ -7684,6 +7892,7 @@
                   <w14:uncheckedState w14:val="2610" w14:font="MS Gothic"/>
                 </w14:checkbox>
               </w:sdtPr>
+              <w:sdtEndPr/>
               <w:sdtContent>
                 <w:r>
                   <w:rPr>
@@ -7714,6 +7923,7 @@
                   <w14:uncheckedState w14:val="2610" w14:font="MS Gothic"/>
                 </w14:checkbox>
               </w:sdtPr>
+              <w:sdtEndPr/>
               <w:sdtContent>
                 <w:r>
                   <w:rPr>
@@ -7743,6 +7953,7 @@
                   <w14:uncheckedState w14:val="2610" w14:font="MS Gothic"/>
                 </w14:checkbox>
               </w:sdtPr>
+              <w:sdtEndPr/>
               <w:sdtContent>
                 <w:r>
                   <w:rPr>
@@ -7772,6 +7983,7 @@
                   <w14:uncheckedState w14:val="2610" w14:font="MS Gothic"/>
                 </w14:checkbox>
               </w:sdtPr>
+              <w:sdtEndPr/>
               <w:sdtContent>
                 <w:r>
                   <w:rPr>
@@ -7839,7 +8051,15 @@
                 <w:b/>
                 <w:sz w:val="28"/>
               </w:rPr>
-              <w:t>5. แนวทางการโยกย้าย/เปลี่ยนตำแหน่งที่เป็นไปได้ (Career Mobility Map)</w:t>
+              <w:t xml:space="preserve">5. </w:t>
+            </w:r>
+            <w:r>
+              <w:rPr>
+                <w:rFonts w:ascii="Browallia New" w:eastAsia="Browallia New" w:hAnsi="Browallia New" w:cs="Browallia New"/>
+                <w:b/>
+                <w:sz w:val="28"/>
+              </w:rPr>
+              <w:t>แนวทางการโยกย้าย/เปลี่ยนตำแหน่งที่เป็นไปได้ (Career Mobility Map)</w:t>
             </w:r>
           </w:p>
           <w:p>
@@ -7910,7 +8130,15 @@
                 <w:sz w:val="28"/>
               </w:rPr>
               <w:br/>
-              <w:t>(Lateral / ระดับเดียวกัน)</w:t>
+              <w:t xml:space="preserve">(Lateral / </w:t>
+            </w:r>
+            <w:r>
+              <w:rPr>
+                <w:rFonts w:ascii="Browallia New" w:eastAsia="Browallia New" w:hAnsi="Browallia New" w:cs="Browallia New"/>
+                <w:b/>
+                <w:sz w:val="28"/>
+              </w:rPr>
+              <w:t>ระดับเดียวกัน)</w:t>
             </w:r>
           </w:p>
         </w:tc>
@@ -8524,6 +8752,7 @@
                 <w:cs/>
                 <w:lang w:val="en-US"/>
               </w:rPr>
+              <w:lastRenderedPageBreak/>
               <w:t>ตำแหน่งที่ตำแหน่งนี้นำไปสู่ (</w:t>
             </w:r>
             <w:r>
@@ -8748,6 +8977,7 @@
                   <w14:uncheckedState w14:val="2610" w14:font="MS Gothic"/>
                 </w14:checkbox>
               </w:sdtPr>
+              <w:sdtEndPr/>
               <w:sdtContent>
                 <w:r>
                   <w:rPr>
@@ -8786,6 +9016,7 @@
                   <w14:uncheckedState w14:val="2610" w14:font="MS Gothic"/>
                 </w14:checkbox>
               </w:sdtPr>
+              <w:sdtEndPr/>
               <w:sdtContent>
                 <w:r>
                   <w:rPr>
@@ -8982,6 +9213,7 @@
                   <w14:uncheckedState w14:val="2610" w14:font="MS Gothic"/>
                 </w14:checkbox>
               </w:sdtPr>
+              <w:sdtEndPr/>
               <w:sdtContent>
                 <w:r>
                   <w:rPr>
@@ -9013,6 +9245,7 @@
                   <w14:uncheckedState w14:val="2610" w14:font="MS Gothic"/>
                 </w14:checkbox>
               </w:sdtPr>
+              <w:sdtEndPr/>
               <w:sdtContent>
                 <w:r>
                   <w:rPr>
@@ -9067,6 +9300,7 @@
                   <w14:uncheckedState w14:val="2610" w14:font="MS Gothic"/>
                 </w14:checkbox>
               </w:sdtPr>
+              <w:sdtEndPr/>
               <w:sdtContent>
                 <w:r>
                   <w:rPr>
@@ -9138,6 +9372,7 @@
                   <w14:uncheckedState w14:val="2610" w14:font="MS Gothic"/>
                 </w14:checkbox>
               </w:sdtPr>
+              <w:sdtEndPr/>
               <w:sdtContent>
                 <w:r>
                   <w:rPr>
@@ -9169,6 +9404,7 @@
                   <w14:uncheckedState w14:val="2610" w14:font="MS Gothic"/>
                 </w14:checkbox>
               </w:sdtPr>
+              <w:sdtEndPr/>
               <w:sdtContent>
                 <w:r>
                   <w:rPr>
@@ -9230,6 +9466,7 @@
                   <w14:uncheckedState w14:val="2610" w14:font="MS Gothic"/>
                 </w14:checkbox>
               </w:sdtPr>
+              <w:sdtEndPr/>
               <w:sdtContent>
                 <w:r>
                   <w:rPr>
@@ -17326,7 +17563,6 @@
   <w:style w:type="character" w:default="1" w:styleId="DefaultParagraphFont">
     <w:name w:val="Default Paragraph Font"/>
     <w:uiPriority w:val="1"/>
-    <w:semiHidden/>
     <w:unhideWhenUsed/>
   </w:style>
   <w:style w:type="table" w:default="1" w:styleId="TableNormal">
